--- a/utils/PEP II/PEP II Economía Financiera 2025.docx
+++ b/utils/PEP II/PEP II Economía Financiera 2025.docx
@@ -324,7 +324,13 @@
                                 <w:jc w:val="both"/>
                               </w:pPr>
                               <w:r>
-                                <w:t>El plazo de entrega es hasta el 13 de</w:t>
+                                <w:t xml:space="preserve">El plazo de entrega es hasta el </w:t>
+                              </w:r>
+                              <w:r>
+                                <w:t>30</w:t>
+                              </w:r>
+                              <w:r>
+                                <w:t xml:space="preserve"> de</w:t>
                               </w:r>
                               <w:r>
                                 <w:rPr>
@@ -915,7 +921,13 @@
                           <w:jc w:val="both"/>
                         </w:pPr>
                         <w:r>
-                          <w:t>El plazo de entrega es hasta el 13 de</w:t>
+                          <w:t xml:space="preserve">El plazo de entrega es hasta el </w:t>
+                        </w:r>
+                        <w:r>
+                          <w:t>30</w:t>
+                        </w:r>
+                        <w:r>
+                          <w:t xml:space="preserve"> de</w:t>
                         </w:r>
                         <w:r>
                           <w:rPr>
@@ -3080,6 +3092,29 @@
           <w:bCs/>
         </w:rPr>
         <w:t xml:space="preserve"> Trading con Opciones</w:t>
+      </w:r>
+      <w:r>
+        <w:rPr>
+          <w:b/>
+          <w:bCs/>
+        </w:rPr>
+        <w:t xml:space="preserve">: Arbitraje </w:t>
+      </w:r>
+      <w:proofErr w:type="spellStart"/>
+      <w:r>
+        <w:rPr>
+          <w:b/>
+          <w:bCs/>
+        </w:rPr>
+        <w:t>Estadistico</w:t>
+      </w:r>
+      <w:proofErr w:type="spellEnd"/>
+      <w:r>
+        <w:rPr>
+          <w:b/>
+          <w:bCs/>
+        </w:rPr>
+        <w:t>.</w:t>
       </w:r>
     </w:p>
     <w:p>
